--- a/az/wisdom-stories/compassion.docx
+++ b/az/wisdom-stories/compassion.docx
@@ -287,7 +287,7 @@
         <w:rPr>
           <w:lang/>
         </w:rPr>
-        <w:t>— Sən mənə borclu deyilsən, dostum. Mən sənə borcluyam. Məni bu yaxşılığa şərik etdin. Bəlkə iyirmi ildir ağlamırdım… Bu axşam mənə bu hissi yenidən yaşatdın.</w:t>
+        <w:t>— Sən mənə borclu deyilsən, dostum. Mən sənə borcluyam. Məni bu yaxşılığa şərik etdin. Bəlkə, iyirmi ildir ağlamırdım… Bu axşam mənə bu hissi yenidən yaşatdın.</w:t>
       </w:r>
     </w:p>
     <w:p>
@@ -313,7 +313,7 @@
         <w:rPr>
           <w:lang/>
         </w:rPr>
-        <w:t>Kim bilir, bəlkə yolda köməyə ehtiyacı olan daha bir insana rast gələcəkdim.</w:t>
+        <w:t>Kim bilir, bəlkə, yolda köməyə ehtiyacı olan daha bir insana rast gələcəkdim.</w:t>
       </w:r>
     </w:p>
     <w:p>
